--- a/requirement_spec/1_software_dev/1.1_frontend/signoff_spec/09_master_currency_spec.docx
+++ b/requirement_spec/1_software_dev/1.1_frontend/signoff_spec/09_master_currency_spec.docx
@@ -398,7 +398,7 @@
                 <w:sz w:val="17"/>
                 <w:szCs w:val="17"/>
               </w:rPr>
-              <w:t xml:space="preserve">ปรับเอกสารให้ตรงกับหน้าโมดูลจริง (demo): เพิ่มหมายเหตุ DEMO · เรียงลำดับได้ทั้งคอลัมน์ Fiscal Year และ Avg Rate · ส่วนต่างจากปีก่อนแสดงทั้งค่าสัมบูรณ์และเปอร์เซ็นต์ พร้อมป้าย "vs ปีก่อน" (ซ่อนสำหรับปีแรกสุด) · ป้ายแสดงผลบันทึก "บันทึกสำเร็จ" (เพิ่มใหม่) / "อัปเดตสำเร็จ" (แก้ไข) · ป้ายโหมด "เพิ่มใหม่ · NEW" / "แก้ไข · UPDATE" + ออกจากโหมดแก้ไขอัตโนมัติเมื่อเปลี่ยนปี · เพิ่มหมายเลขลำดับแถว · ตัวอย่างอัตราตรงกับภาพ (32.45 / placeholder 35.50)</w:t>
+              <w:t xml:space="preserve">ปรับเอกสารให้ตรงกับหน้าโมดูลจริง (demo): เพิ่มหมายเหตุ DEMO · เรียงลำดับได้ทั้งคอลัมน์ Fiscal Year และ Avg Rate · ส่วนต่างจากปีก่อนแสดงทั้งค่าสัมบูรณ์และเปอร์เซ็นต์ พร้อมป้าย "vs ปีก่อน" (ซ่อนสำหรับปีแรกสุด) · ป้ายแสดงผลบันทึก "บันทึกสำเร็จ" (เพิ่มใหม่) / "อัปเดตสำเร็จ" (แก้ไข) · ป้ายโหมด "เพิ่มใหม่ · NEW" / "แก้ไข · UPDATE" + ออกจากโหมดแก้ไขอัตโนมัติเมื่อเปลี่ยนปี · เพิ่มหมายเลขลำดับแถว · ตัวอย่างอัตราตรงกับภาพ (32.45 / placeholder 35.50) · แก้ไขรายชื่อผู้ดูแลระบบจาก 3 คน เป็น 4 คน (เพิ่ม piyadad@chememan.com)</w:t>
             </w:r>
           </w:p>
         </w:tc>
@@ -481,7 +481,7 @@
           <w:sz w:val="22"/>
           <w:szCs w:val="22"/>
         </w:rPr>
-        <w:t xml:space="preserve">ผู้ดูแลระบบที่ได้รับสิทธิ์ (3 คน)</w:t>
+        <w:t xml:space="preserve">ผู้ดูแลระบบที่ได้รับสิทธิ์ (4 คน)</w:t>
       </w:r>
     </w:p>
     <w:p>
@@ -524,6 +524,20 @@
           <w:szCs w:val="22"/>
         </w:rPr>
         <w:t xml:space="preserve">•  jakkaritw@chememan.com</w:t>
+      </w:r>
+    </w:p>
+    <w:p>
+      <w:pPr>
+        <w:rFonts w:ascii="Leelawadee UI" w:hAnsi="Leelawadee UI" w:cs="Leelawadee UI"/>
+        <w:spacing w:before="0" w:after="60"/>
+      </w:pPr>
+      <w:r>
+        <w:rPr>
+          <w:rFonts w:ascii="Leelawadee UI" w:hAnsi="Leelawadee UI" w:cs="Leelawadee UI"/>
+          <w:sz w:val="22"/>
+          <w:szCs w:val="22"/>
+        </w:rPr>
+        <w:t xml:space="preserve">•  piyadad@chememan.com  (ปิยะดา ดวงพลจันทร์)</w:t>
       </w:r>
     </w:p>
     <w:p>

--- a/requirement_spec/1_software_dev/1.1_frontend/signoff_spec/09_master_currency_spec.docx
+++ b/requirement_spec/1_software_dev/1.1_frontend/signoff_spec/09_master_currency_spec.docx
@@ -182,7 +182,7 @@
                 <w:sz w:val="17"/>
                 <w:szCs w:val="17"/>
               </w:rPr>
-              <w:t xml:space="preserve">v0.2 (ฉบับร่าง)</w:t>
+              <w:t xml:space="preserve">v0.4 (ฉบับร่าง)</w:t>
             </w:r>
           </w:p>
         </w:tc>
@@ -236,7 +236,7 @@
                 <w:sz w:val="17"/>
                 <w:szCs w:val="17"/>
               </w:rPr>
-              <w:t xml:space="preserve">11 มิถุนายน 2569 (2026-06-11)</w:t>
+              <w:t xml:space="preserve">14 มิถุนายน 2569 (2026-06-14)</w:t>
             </w:r>
           </w:p>
         </w:tc>
@@ -345,6 +345,114 @@
                 <w:szCs w:val="17"/>
               </w:rPr>
               <w:t xml:space="preserve">รออนุมัติจากผู้ใช้</w:t>
+            </w:r>
+          </w:p>
+        </w:tc>
+      </w:tr>
+      <w:tr>
+        <w:tc>
+          <w:tcPr>
+            <w:tcW w:w="2700" w:type="dxa"/>
+            <w:tcMar>
+              <w:top w:w="40" w:type="dxa"/>
+              <w:bottom w:w="40" w:type="dxa"/>
+              <w:left w:w="80" w:type="dxa"/>
+              <w:right w:w="80" w:type="dxa"/>
+            </w:tcMar>
+            <w:vAlign w:val="center"/>
+          </w:tcPr>
+          <w:p>
+            <w:pPr>
+              <w:rFonts w:ascii="Leelawadee UI" w:hAnsi="Leelawadee UI" w:cs="Leelawadee UI"/>
+              <w:spacing w:before="20" w:after="20"/>
+            </w:pPr>
+            <w:r>
+              <w:rPr>
+                <w:rFonts w:ascii="Leelawadee UI" w:hAnsi="Leelawadee UI" w:cs="Leelawadee UI"/>
+                <w:sz w:val="17"/>
+                <w:szCs w:val="17"/>
+              </w:rPr>
+              <w:t xml:space="preserve">การเปลี่ยนแปลง (v0.4)</w:t>
+            </w:r>
+          </w:p>
+        </w:tc>
+        <w:tc>
+          <w:tcPr>
+            <w:tcW w:w="6660" w:type="dxa"/>
+            <w:tcMar>
+              <w:top w:w="40" w:type="dxa"/>
+              <w:bottom w:w="40" w:type="dxa"/>
+              <w:left w:w="80" w:type="dxa"/>
+              <w:right w:w="80" w:type="dxa"/>
+            </w:tcMar>
+            <w:vAlign w:val="center"/>
+          </w:tcPr>
+          <w:p>
+            <w:pPr>
+              <w:rFonts w:ascii="Leelawadee UI" w:hAnsi="Leelawadee UI" w:cs="Leelawadee UI"/>
+              <w:spacing w:before="20" w:after="20"/>
+            </w:pPr>
+            <w:r>
+              <w:rPr>
+                <w:rFonts w:ascii="Leelawadee UI" w:hAnsi="Leelawadee UI" w:cs="Leelawadee UI"/>
+                <w:sz w:val="17"/>
+                <w:szCs w:val="17"/>
+              </w:rPr>
+              <w:t xml:space="preserve">ปรับหัวข้อ "ผลกระทบเมื่อแก้ไขอัตรา" ให้ตรงกับ ADR-0015 (recompute-on-read) — การแก้อัตราจะ คำนวณเบี้ยเลี้ยงต่างประเทศที่อนุมัติแล้วของปีนั้นใหม่ทันที (ทุกหน่วยงาน) โดย ไม่ต้องอนุมัติใหม่ · ลบโมเดล snapshot/คอลัมน์ fx_rate_used และขั้นตอน เปิด→Save→Submit→อนุมัติใหม่ ของ ADR-0011 ออก · จำกัดขอบเขตเฉพาะ เบี้ยเลี้ยง (per-diem) เท่านั้น (ค่าตั๋ว/ค่าที่พัก/อื่นๆ กรอกเป็น THB เอง ไม่ผูกกับอัตรา) · อัตราถูกแก้ที่หน้านี้ที่เดียว ฟอร์มกรอกงบ (OPEX) อ่านแบบอ่านอย่างเดียวและคำนวณสด</w:t>
+            </w:r>
+          </w:p>
+        </w:tc>
+      </w:tr>
+      <w:tr>
+        <w:tc>
+          <w:tcPr>
+            <w:tcW w:w="2700" w:type="dxa"/>
+            <w:tcMar>
+              <w:top w:w="40" w:type="dxa"/>
+              <w:bottom w:w="40" w:type="dxa"/>
+              <w:left w:w="80" w:type="dxa"/>
+              <w:right w:w="80" w:type="dxa"/>
+            </w:tcMar>
+            <w:vAlign w:val="center"/>
+          </w:tcPr>
+          <w:p>
+            <w:pPr>
+              <w:rFonts w:ascii="Leelawadee UI" w:hAnsi="Leelawadee UI" w:cs="Leelawadee UI"/>
+              <w:spacing w:before="20" w:after="20"/>
+            </w:pPr>
+            <w:r>
+              <w:rPr>
+                <w:rFonts w:ascii="Leelawadee UI" w:hAnsi="Leelawadee UI" w:cs="Leelawadee UI"/>
+                <w:sz w:val="17"/>
+                <w:szCs w:val="17"/>
+              </w:rPr>
+              <w:t xml:space="preserve">การเปลี่ยนแปลง (v0.3)</w:t>
+            </w:r>
+          </w:p>
+        </w:tc>
+        <w:tc>
+          <w:tcPr>
+            <w:tcW w:w="6660" w:type="dxa"/>
+            <w:tcMar>
+              <w:top w:w="40" w:type="dxa"/>
+              <w:bottom w:w="40" w:type="dxa"/>
+              <w:left w:w="80" w:type="dxa"/>
+              <w:right w:w="80" w:type="dxa"/>
+            </w:tcMar>
+            <w:vAlign w:val="center"/>
+          </w:tcPr>
+          <w:p>
+            <w:pPr>
+              <w:rFonts w:ascii="Leelawadee UI" w:hAnsi="Leelawadee UI" w:cs="Leelawadee UI"/>
+              <w:spacing w:before="20" w:after="20"/>
+            </w:pPr>
+            <w:r>
+              <w:rPr>
+                <w:rFonts w:ascii="Leelawadee UI" w:hAnsi="Leelawadee UI" w:cs="Leelawadee UI"/>
+                <w:sz w:val="17"/>
+                <w:szCs w:val="17"/>
+              </w:rPr>
+              <w:t xml:space="preserve">เพิ่มหัวข้อ "ผลกระทบเมื่อแก้ไขอัตรา (Impact of changing a rate)" (หมายเหตุ: เนื้อหา v0.3 อิงโมเดล snapshot/ADR-0011 ซึ่งถูกแทนที่แล้วใน v0.4)</w:t>
             </w:r>
           </w:p>
         </w:tc>
@@ -4164,7 +4272,7 @@
                 <w:sz w:val="17"/>
                 <w:szCs w:val="17"/>
               </w:rPr>
-              <w:t xml:space="preserve">ผู้ใช้ปลายทางของค่าอัตรา — แปลงเบี้ยเลี้ยง / ค่าที่พัก จาก USD → THB (กลุ่ม GL Travelling Expense)</w:t>
+              <w:t xml:space="preserve">ผู้ใช้ปลายทางของค่าอัตรา — แปลงเฉพาะ เบี้ยเลี้ยง (per-diem) ต่างประเทศ จาก USD → THB (กลุ่ม GL Travelling Expense) · ค่าตั๋ว/ค่าที่พัก/ค่าใช้จ่ายอื่น กรอกเป็น THB เอง ไม่ผูกกับอัตรานี้</w:t>
             </w:r>
           </w:p>
         </w:tc>
@@ -4190,7 +4298,7 @@
                 <w:sz w:val="17"/>
                 <w:szCs w:val="17"/>
               </w:rPr>
-              <w:t xml:space="preserve">ปลายทางการใช้งานของอัตราที่กำหนดในหน้านี้</w:t>
+              <w:t xml:space="preserve">ปลายทางการใช้งานของอัตราที่กำหนดในหน้านี้ (อ่านอย่างเดียว คำนวณสด)</w:t>
             </w:r>
           </w:p>
         </w:tc>
@@ -4208,6 +4316,600 @@
           <w:szCs w:val="8"/>
         </w:rPr>
         <w:t xml:space="preserve"/>
+      </w:r>
+    </w:p>
+    <w:p>
+      <w:pPr>
+        <w:rFonts w:ascii="Leelawadee UI" w:hAnsi="Leelawadee UI" w:cs="Leelawadee UI"/>
+        <w:spacing w:before="240" w:after="120"/>
+        <w:keepNext/>
+      </w:pPr>
+      <w:r>
+        <w:rPr>
+          <w:rFonts w:ascii="Leelawadee UI" w:hAnsi="Leelawadee UI" w:cs="Leelawadee UI"/>
+          <w:b/>
+          <w:bCs/>
+          <w:color w:val="2F6B3F"/>
+          <w:sz w:val="30"/>
+          <w:szCs w:val="30"/>
+        </w:rPr>
+        <w:t xml:space="preserve">ผลกระทบเมื่อแก้ไขอัตรา (Impact of changing a rate)</w:t>
+      </w:r>
+    </w:p>
+    <w:p>
+      <w:pPr>
+        <w:rFonts w:ascii="Leelawadee UI" w:hAnsi="Leelawadee UI" w:cs="Leelawadee UI"/>
+        <w:spacing w:before="0" w:after="120"/>
+      </w:pPr>
+      <w:r>
+        <w:rPr>
+          <w:rFonts w:ascii="Leelawadee UI" w:hAnsi="Leelawadee UI" w:cs="Leelawadee UI"/>
+          <w:sz w:val="22"/>
+          <w:szCs w:val="22"/>
+        </w:rPr>
+        <w:t xml:space="preserve">อัตราในหน้านี้ถูกใช้คำนวณเฉพาะ เบี้ยเลี้ยง (per-diem) ของการเดินทางต่างประเทศเท่านั้น (สูตร: จำนวนวัน × อัตราเบี้ยเลี้ยงต่อวัน(USD) × อัตราแลกเปลี่ยน) · ค่าตั๋วเครื่องบิน ค่าที่พัก และค่าใช้จ่ายเดินทางอื่น เป็นค่าที่ผู้ใช้กรอกเป็นสกุล THB เอง จึง ไม่ผูกกับอัตรานี้ และไม่เปลี่ยนตามอัตรา · รายการในประเทศ (สกุล THB) ก็ไม่ใช้อัตรานี้เช่นกัน</w:t>
+      </w:r>
+    </w:p>
+    <w:p>
+      <w:pPr>
+        <w:rFonts w:ascii="Leelawadee UI" w:hAnsi="Leelawadee UI" w:cs="Leelawadee UI"/>
+        <w:spacing w:before="40" w:after="100"/>
+      </w:pPr>
+      <w:r>
+        <w:rPr>
+          <w:rFonts w:ascii="Leelawadee UI" w:hAnsi="Leelawadee UI" w:cs="Leelawadee UI"/>
+          <w:b/>
+          <w:bCs/>
+          <w:color w:val="8C6423"/>
+          <w:sz w:val="21"/>
+          <w:szCs w:val="21"/>
+        </w:rPr>
+        <w:t xml:space="preserve">หลักการสำคัญ (recompute-on-read): เบี้ยเลี้ยงต่างประเทศเป็นค่าที่ คำนวณใหม่ทุกครั้งที่อ่าน จากอัตราปีปัจจุบัน — ไม่ได้เก็บเป็นตัวเลขตายตัว (ไม่มี snapshot, ไม่มีคอลัมน์ fx_rate_used) สิ่งที่เก็บคือ ข้อมูลทริป (ผู้เดินทาง/ตำแหน่ง/ปลายทาง/จำนวนวัน/เดือน) ส่วนยอดเบี้ยเลี้ยง THB ถูกคำนวณจากอัตราปีนั้นเสมอ · ดังนั้นเมื่อผู้ดูแลแก้อัตราของปีใด ระบบจะ คำนวณเบี้ยเลี้ยงต่างประเทศของปีนั้นใหม่ทันที — รวมถึงงบที่อนุมัติ (APPROVED) ไปแล้ว ทุกหน่วยงาน โดย ไม่ต้องส่งอนุมัติใหม่</w:t>
+      </w:r>
+    </w:p>
+    <w:tbl>
+      <w:tblPr>
+        <w:tblW w:w="5000" w:type="pct"/>
+        <w:tblBorders>
+          <w:top w:val="single" w:sz="4" w:space="0" w:color="9AB59A"/>
+          <w:left w:val="single" w:sz="4" w:space="0" w:color="9AB59A"/>
+          <w:bottom w:val="single" w:sz="4" w:space="0" w:color="9AB59A"/>
+          <w:right w:val="single" w:sz="4" w:space="0" w:color="9AB59A"/>
+          <w:insideH w:val="single" w:sz="4" w:space="0" w:color="C7D6C7"/>
+          <w:insideV w:val="single" w:sz="4" w:space="0" w:color="C7D6C7"/>
+        </w:tblBorders>
+        <w:tblLayout w:type="fixed"/>
+      </w:tblPr>
+      <w:tblGrid>
+        <w:gridCol w:w="900"/>
+        <w:gridCol w:w="3550"/>
+        <w:gridCol w:w="4910"/>
+      </w:tblGrid>
+      <w:tr>
+        <w:trPr>
+          <w:tblHeader/>
+        </w:trPr>
+        <w:tc>
+          <w:tcPr>
+            <w:tcW w:w="900" w:type="dxa"/>
+            <w:shd w:val="clear" w:color="auto" w:fill="E8F0E8"/>
+            <w:tcMar>
+              <w:top w:w="40" w:type="dxa"/>
+              <w:bottom w:w="40" w:type="dxa"/>
+              <w:left w:w="80" w:type="dxa"/>
+              <w:right w:w="80" w:type="dxa"/>
+            </w:tcMar>
+            <w:vAlign w:val="center"/>
+          </w:tcPr>
+          <w:p>
+            <w:pPr>
+              <w:rFonts w:ascii="Leelawadee UI" w:hAnsi="Leelawadee UI" w:cs="Leelawadee UI"/>
+              <w:spacing w:before="20" w:after="20"/>
+            </w:pPr>
+            <w:r>
+              <w:rPr>
+                <w:rFonts w:ascii="Leelawadee UI" w:hAnsi="Leelawadee UI" w:cs="Leelawadee UI"/>
+                <w:b/>
+                <w:bCs/>
+                <w:color w:val="1E3A24"/>
+                <w:sz w:val="18"/>
+                <w:szCs w:val="18"/>
+              </w:rPr>
+              <w:t xml:space="preserve">ลำดับ</w:t>
+            </w:r>
+          </w:p>
+        </w:tc>
+        <w:tc>
+          <w:tcPr>
+            <w:tcW w:w="3550" w:type="dxa"/>
+            <w:shd w:val="clear" w:color="auto" w:fill="E8F0E8"/>
+            <w:tcMar>
+              <w:top w:w="40" w:type="dxa"/>
+              <w:bottom w:w="40" w:type="dxa"/>
+              <w:left w:w="80" w:type="dxa"/>
+              <w:right w:w="80" w:type="dxa"/>
+            </w:tcMar>
+            <w:vAlign w:val="center"/>
+          </w:tcPr>
+          <w:p>
+            <w:pPr>
+              <w:rFonts w:ascii="Leelawadee UI" w:hAnsi="Leelawadee UI" w:cs="Leelawadee UI"/>
+              <w:spacing w:before="20" w:after="20"/>
+            </w:pPr>
+            <w:r>
+              <w:rPr>
+                <w:rFonts w:ascii="Leelawadee UI" w:hAnsi="Leelawadee UI" w:cs="Leelawadee UI"/>
+                <w:b/>
+                <w:bCs/>
+                <w:color w:val="1E3A24"/>
+                <w:sz w:val="18"/>
+                <w:szCs w:val="18"/>
+              </w:rPr>
+              <w:t xml:space="preserve">เหตุการณ์</w:t>
+            </w:r>
+          </w:p>
+        </w:tc>
+        <w:tc>
+          <w:tcPr>
+            <w:tcW w:w="4910" w:type="dxa"/>
+            <w:shd w:val="clear" w:color="auto" w:fill="E8F0E8"/>
+            <w:tcMar>
+              <w:top w:w="40" w:type="dxa"/>
+              <w:bottom w:w="40" w:type="dxa"/>
+              <w:left w:w="80" w:type="dxa"/>
+              <w:right w:w="80" w:type="dxa"/>
+            </w:tcMar>
+            <w:vAlign w:val="center"/>
+          </w:tcPr>
+          <w:p>
+            <w:pPr>
+              <w:rFonts w:ascii="Leelawadee UI" w:hAnsi="Leelawadee UI" w:cs="Leelawadee UI"/>
+              <w:spacing w:before="20" w:after="20"/>
+            </w:pPr>
+            <w:r>
+              <w:rPr>
+                <w:rFonts w:ascii="Leelawadee UI" w:hAnsi="Leelawadee UI" w:cs="Leelawadee UI"/>
+                <w:b/>
+                <w:bCs/>
+                <w:color w:val="1E3A24"/>
+                <w:sz w:val="18"/>
+                <w:szCs w:val="18"/>
+              </w:rPr>
+              <w:t xml:space="preserve">ผลที่เกิดขึ้น</w:t>
+            </w:r>
+          </w:p>
+        </w:tc>
+      </w:tr>
+      <w:tr>
+        <w:tc>
+          <w:tcPr>
+            <w:tcW w:w="900" w:type="dxa"/>
+            <w:tcMar>
+              <w:top w:w="40" w:type="dxa"/>
+              <w:bottom w:w="40" w:type="dxa"/>
+              <w:left w:w="80" w:type="dxa"/>
+              <w:right w:w="80" w:type="dxa"/>
+            </w:tcMar>
+            <w:vAlign w:val="center"/>
+          </w:tcPr>
+          <w:p>
+            <w:pPr>
+              <w:rFonts w:ascii="Leelawadee UI" w:hAnsi="Leelawadee UI" w:cs="Leelawadee UI"/>
+              <w:spacing w:before="20" w:after="20"/>
+            </w:pPr>
+            <w:r>
+              <w:rPr>
+                <w:rFonts w:ascii="Leelawadee UI" w:hAnsi="Leelawadee UI" w:cs="Leelawadee UI"/>
+                <w:sz w:val="17"/>
+                <w:szCs w:val="17"/>
+              </w:rPr>
+              <w:t xml:space="preserve">1</w:t>
+            </w:r>
+          </w:p>
+        </w:tc>
+        <w:tc>
+          <w:tcPr>
+            <w:tcW w:w="3550" w:type="dxa"/>
+            <w:tcMar>
+              <w:top w:w="40" w:type="dxa"/>
+              <w:bottom w:w="40" w:type="dxa"/>
+              <w:left w:w="80" w:type="dxa"/>
+              <w:right w:w="80" w:type="dxa"/>
+            </w:tcMar>
+            <w:vAlign w:val="center"/>
+          </w:tcPr>
+          <w:p>
+            <w:pPr>
+              <w:rFonts w:ascii="Leelawadee UI" w:hAnsi="Leelawadee UI" w:cs="Leelawadee UI"/>
+              <w:spacing w:before="20" w:after="20"/>
+            </w:pPr>
+            <w:r>
+              <w:rPr>
+                <w:rFonts w:ascii="Leelawadee UI" w:hAnsi="Leelawadee UI" w:cs="Leelawadee UI"/>
+                <w:sz w:val="17"/>
+                <w:szCs w:val="17"/>
+              </w:rPr>
+              <w:t xml:space="preserve">ผู้ดูแลแก้อัตราของปี เช่น 30 → 35 ที่หน้านี้</w:t>
+            </w:r>
+          </w:p>
+        </w:tc>
+        <w:tc>
+          <w:tcPr>
+            <w:tcW w:w="4910" w:type="dxa"/>
+            <w:tcMar>
+              <w:top w:w="40" w:type="dxa"/>
+              <w:bottom w:w="40" w:type="dxa"/>
+              <w:left w:w="80" w:type="dxa"/>
+              <w:right w:w="80" w:type="dxa"/>
+            </w:tcMar>
+            <w:vAlign w:val="center"/>
+          </w:tcPr>
+          <w:p>
+            <w:pPr>
+              <w:rFonts w:ascii="Leelawadee UI" w:hAnsi="Leelawadee UI" w:cs="Leelawadee UI"/>
+              <w:spacing w:before="20" w:after="20"/>
+            </w:pPr>
+            <w:r>
+              <w:rPr>
+                <w:rFonts w:ascii="Leelawadee UI" w:hAnsi="Leelawadee UI" w:cs="Leelawadee UI"/>
+                <w:sz w:val="17"/>
+                <w:szCs w:val="17"/>
+              </w:rPr>
+              <w:t xml:space="preserve">บันทึกลงตารางอัตรา (`cfg_master.master_currency_rate`) — อัตรานี้แก้ได้ ที่หน้า Master Currency ที่เดียว</w:t>
+            </w:r>
+          </w:p>
+        </w:tc>
+      </w:tr>
+      <w:tr>
+        <w:tc>
+          <w:tcPr>
+            <w:tcW w:w="900" w:type="dxa"/>
+            <w:tcMar>
+              <w:top w:w="40" w:type="dxa"/>
+              <w:bottom w:w="40" w:type="dxa"/>
+              <w:left w:w="80" w:type="dxa"/>
+              <w:right w:w="80" w:type="dxa"/>
+            </w:tcMar>
+            <w:vAlign w:val="center"/>
+          </w:tcPr>
+          <w:p>
+            <w:pPr>
+              <w:rFonts w:ascii="Leelawadee UI" w:hAnsi="Leelawadee UI" w:cs="Leelawadee UI"/>
+              <w:spacing w:before="20" w:after="20"/>
+            </w:pPr>
+            <w:r>
+              <w:rPr>
+                <w:rFonts w:ascii="Leelawadee UI" w:hAnsi="Leelawadee UI" w:cs="Leelawadee UI"/>
+                <w:sz w:val="17"/>
+                <w:szCs w:val="17"/>
+              </w:rPr>
+              <w:t xml:space="preserve">2</w:t>
+            </w:r>
+          </w:p>
+        </w:tc>
+        <w:tc>
+          <w:tcPr>
+            <w:tcW w:w="3550" w:type="dxa"/>
+            <w:tcMar>
+              <w:top w:w="40" w:type="dxa"/>
+              <w:bottom w:w="40" w:type="dxa"/>
+              <w:left w:w="80" w:type="dxa"/>
+              <w:right w:w="80" w:type="dxa"/>
+            </w:tcMar>
+            <w:vAlign w:val="center"/>
+          </w:tcPr>
+          <w:p>
+            <w:pPr>
+              <w:rFonts w:ascii="Leelawadee UI" w:hAnsi="Leelawadee UI" w:cs="Leelawadee UI"/>
+              <w:spacing w:before="20" w:after="20"/>
+            </w:pPr>
+            <w:r>
+              <w:rPr>
+                <w:rFonts w:ascii="Leelawadee UI" w:hAnsi="Leelawadee UI" w:cs="Leelawadee UI"/>
+                <w:sz w:val="17"/>
+                <w:szCs w:val="17"/>
+              </w:rPr>
+              <w:t xml:space="preserve">เบี้ยเลี้ยงต่างประเทศของปีนั้นทุกหน่วยงาน</w:t>
+            </w:r>
+          </w:p>
+        </w:tc>
+        <w:tc>
+          <w:tcPr>
+            <w:tcW w:w="4910" w:type="dxa"/>
+            <w:tcMar>
+              <w:top w:w="40" w:type="dxa"/>
+              <w:bottom w:w="40" w:type="dxa"/>
+              <w:left w:w="80" w:type="dxa"/>
+              <w:right w:w="80" w:type="dxa"/>
+            </w:tcMar>
+            <w:vAlign w:val="center"/>
+          </w:tcPr>
+          <w:p>
+            <w:pPr>
+              <w:rFonts w:ascii="Leelawadee UI" w:hAnsi="Leelawadee UI" w:cs="Leelawadee UI"/>
+              <w:spacing w:before="20" w:after="20"/>
+            </w:pPr>
+            <w:r>
+              <w:rPr>
+                <w:rFonts w:ascii="Leelawadee UI" w:hAnsi="Leelawadee UI" w:cs="Leelawadee UI"/>
+                <w:sz w:val="17"/>
+                <w:szCs w:val="17"/>
+              </w:rPr>
+              <w:t xml:space="preserve">คำนวณใหม่ทันทีด้วยอัตรา 35 (recompute-on-read) — รวมงบที่ APPROVED แล้ว · ไม่ต้องเปิดฟอร์ม ไม่ต้อง Save ไม่ต้อง Submit ใหม่</w:t>
+            </w:r>
+          </w:p>
+        </w:tc>
+      </w:tr>
+      <w:tr>
+        <w:tc>
+          <w:tcPr>
+            <w:tcW w:w="900" w:type="dxa"/>
+            <w:tcMar>
+              <w:top w:w="40" w:type="dxa"/>
+              <w:bottom w:w="40" w:type="dxa"/>
+              <w:left w:w="80" w:type="dxa"/>
+              <w:right w:w="80" w:type="dxa"/>
+            </w:tcMar>
+            <w:vAlign w:val="center"/>
+          </w:tcPr>
+          <w:p>
+            <w:pPr>
+              <w:rFonts w:ascii="Leelawadee UI" w:hAnsi="Leelawadee UI" w:cs="Leelawadee UI"/>
+              <w:spacing w:before="20" w:after="20"/>
+            </w:pPr>
+            <w:r>
+              <w:rPr>
+                <w:rFonts w:ascii="Leelawadee UI" w:hAnsi="Leelawadee UI" w:cs="Leelawadee UI"/>
+                <w:sz w:val="17"/>
+                <w:szCs w:val="17"/>
+              </w:rPr>
+              <w:t xml:space="preserve">3</w:t>
+            </w:r>
+          </w:p>
+        </w:tc>
+        <w:tc>
+          <w:tcPr>
+            <w:tcW w:w="3550" w:type="dxa"/>
+            <w:tcMar>
+              <w:top w:w="40" w:type="dxa"/>
+              <w:bottom w:w="40" w:type="dxa"/>
+              <w:left w:w="80" w:type="dxa"/>
+              <w:right w:w="80" w:type="dxa"/>
+            </w:tcMar>
+            <w:vAlign w:val="center"/>
+          </w:tcPr>
+          <w:p>
+            <w:pPr>
+              <w:rFonts w:ascii="Leelawadee UI" w:hAnsi="Leelawadee UI" w:cs="Leelawadee UI"/>
+              <w:spacing w:before="20" w:after="20"/>
+            </w:pPr>
+            <w:r>
+              <w:rPr>
+                <w:rFonts w:ascii="Leelawadee UI" w:hAnsi="Leelawadee UI" w:cs="Leelawadee UI"/>
+                <w:sz w:val="17"/>
+                <w:szCs w:val="17"/>
+              </w:rPr>
+              <w:t xml:space="preserve">ค่าตั๋ว / ค่าที่พัก / ค่าใช้จ่ายเดินทางอื่น</w:t>
+            </w:r>
+          </w:p>
+        </w:tc>
+        <w:tc>
+          <w:tcPr>
+            <w:tcW w:w="4910" w:type="dxa"/>
+            <w:tcMar>
+              <w:top w:w="40" w:type="dxa"/>
+              <w:bottom w:w="40" w:type="dxa"/>
+              <w:left w:w="80" w:type="dxa"/>
+              <w:right w:w="80" w:type="dxa"/>
+            </w:tcMar>
+            <w:vAlign w:val="center"/>
+          </w:tcPr>
+          <w:p>
+            <w:pPr>
+              <w:rFonts w:ascii="Leelawadee UI" w:hAnsi="Leelawadee UI" w:cs="Leelawadee UI"/>
+              <w:spacing w:before="20" w:after="20"/>
+            </w:pPr>
+            <w:r>
+              <w:rPr>
+                <w:rFonts w:ascii="Leelawadee UI" w:hAnsi="Leelawadee UI" w:cs="Leelawadee UI"/>
+                <w:sz w:val="17"/>
+                <w:szCs w:val="17"/>
+              </w:rPr>
+              <w:t xml:space="preserve">ไม่เปลี่ยน — เป็นค่า THB ที่กรอกเอง ไม่ผูกกับอัตรา</w:t>
+            </w:r>
+          </w:p>
+        </w:tc>
+      </w:tr>
+      <w:tr>
+        <w:tc>
+          <w:tcPr>
+            <w:tcW w:w="900" w:type="dxa"/>
+            <w:tcMar>
+              <w:top w:w="40" w:type="dxa"/>
+              <w:bottom w:w="40" w:type="dxa"/>
+              <w:left w:w="80" w:type="dxa"/>
+              <w:right w:w="80" w:type="dxa"/>
+            </w:tcMar>
+            <w:vAlign w:val="center"/>
+          </w:tcPr>
+          <w:p>
+            <w:pPr>
+              <w:rFonts w:ascii="Leelawadee UI" w:hAnsi="Leelawadee UI" w:cs="Leelawadee UI"/>
+              <w:spacing w:before="20" w:after="20"/>
+            </w:pPr>
+            <w:r>
+              <w:rPr>
+                <w:rFonts w:ascii="Leelawadee UI" w:hAnsi="Leelawadee UI" w:cs="Leelawadee UI"/>
+                <w:sz w:val="17"/>
+                <w:szCs w:val="17"/>
+              </w:rPr>
+              <w:t xml:space="preserve">4</w:t>
+            </w:r>
+          </w:p>
+        </w:tc>
+        <w:tc>
+          <w:tcPr>
+            <w:tcW w:w="3550" w:type="dxa"/>
+            <w:tcMar>
+              <w:top w:w="40" w:type="dxa"/>
+              <w:bottom w:w="40" w:type="dxa"/>
+              <w:left w:w="80" w:type="dxa"/>
+              <w:right w:w="80" w:type="dxa"/>
+            </w:tcMar>
+            <w:vAlign w:val="center"/>
+          </w:tcPr>
+          <w:p>
+            <w:pPr>
+              <w:rFonts w:ascii="Leelawadee UI" w:hAnsi="Leelawadee UI" w:cs="Leelawadee UI"/>
+              <w:spacing w:before="20" w:after="20"/>
+            </w:pPr>
+            <w:r>
+              <w:rPr>
+                <w:rFonts w:ascii="Leelawadee UI" w:hAnsi="Leelawadee UI" w:cs="Leelawadee UI"/>
+                <w:sz w:val="17"/>
+                <w:szCs w:val="17"/>
+              </w:rPr>
+              <w:t xml:space="preserve">ฟอร์มกรอกงบ (OPEX) / sub-template Oversea Trip</w:t>
+            </w:r>
+          </w:p>
+        </w:tc>
+        <w:tc>
+          <w:tcPr>
+            <w:tcW w:w="4910" w:type="dxa"/>
+            <w:tcMar>
+              <w:top w:w="40" w:type="dxa"/>
+              <w:bottom w:w="40" w:type="dxa"/>
+              <w:left w:w="80" w:type="dxa"/>
+              <w:right w:w="80" w:type="dxa"/>
+            </w:tcMar>
+            <w:vAlign w:val="center"/>
+          </w:tcPr>
+          <w:p>
+            <w:pPr>
+              <w:rFonts w:ascii="Leelawadee UI" w:hAnsi="Leelawadee UI" w:cs="Leelawadee UI"/>
+              <w:spacing w:before="20" w:after="20"/>
+            </w:pPr>
+            <w:r>
+              <w:rPr>
+                <w:rFonts w:ascii="Leelawadee UI" w:hAnsi="Leelawadee UI" w:cs="Leelawadee UI"/>
+                <w:sz w:val="17"/>
+                <w:szCs w:val="17"/>
+              </w:rPr>
+              <w:t xml:space="preserve">แสดงอัตราแบบ อ่านอย่างเดียว (มีลิงก์มายังหน้า Master Currency) และคำนวณเบี้ยเลี้ยงสด ตามอัตราปัจจุบัน — ฟอร์มกรอกงบไม่มีช่องแก้อัตรา</w:t>
+            </w:r>
+          </w:p>
+        </w:tc>
+      </w:tr>
+      <w:tr>
+        <w:tc>
+          <w:tcPr>
+            <w:tcW w:w="900" w:type="dxa"/>
+            <w:tcMar>
+              <w:top w:w="40" w:type="dxa"/>
+              <w:bottom w:w="40" w:type="dxa"/>
+              <w:left w:w="80" w:type="dxa"/>
+              <w:right w:w="80" w:type="dxa"/>
+            </w:tcMar>
+            <w:vAlign w:val="center"/>
+          </w:tcPr>
+          <w:p>
+            <w:pPr>
+              <w:rFonts w:ascii="Leelawadee UI" w:hAnsi="Leelawadee UI" w:cs="Leelawadee UI"/>
+              <w:spacing w:before="20" w:after="20"/>
+            </w:pPr>
+            <w:r>
+              <w:rPr>
+                <w:rFonts w:ascii="Leelawadee UI" w:hAnsi="Leelawadee UI" w:cs="Leelawadee UI"/>
+                <w:sz w:val="17"/>
+                <w:szCs w:val="17"/>
+              </w:rPr>
+              <w:t xml:space="preserve">5</w:t>
+            </w:r>
+          </w:p>
+        </w:tc>
+        <w:tc>
+          <w:tcPr>
+            <w:tcW w:w="3550" w:type="dxa"/>
+            <w:tcMar>
+              <w:top w:w="40" w:type="dxa"/>
+              <w:bottom w:w="40" w:type="dxa"/>
+              <w:left w:w="80" w:type="dxa"/>
+              <w:right w:w="80" w:type="dxa"/>
+            </w:tcMar>
+            <w:vAlign w:val="center"/>
+          </w:tcPr>
+          <w:p>
+            <w:pPr>
+              <w:rFonts w:ascii="Leelawadee UI" w:hAnsi="Leelawadee UI" w:cs="Leelawadee UI"/>
+              <w:spacing w:before="20" w:after="20"/>
+            </w:pPr>
+            <w:r>
+              <w:rPr>
+                <w:rFonts w:ascii="Leelawadee UI" w:hAnsi="Leelawadee UI" w:cs="Leelawadee UI"/>
+                <w:sz w:val="17"/>
+                <w:szCs w:val="17"/>
+              </w:rPr>
+              <w:t xml:space="preserve">Dashboard / Gold (Phase 2)</w:t>
+            </w:r>
+          </w:p>
+        </w:tc>
+        <w:tc>
+          <w:tcPr>
+            <w:tcW w:w="4910" w:type="dxa"/>
+            <w:tcMar>
+              <w:top w:w="40" w:type="dxa"/>
+              <w:bottom w:w="40" w:type="dxa"/>
+              <w:left w:w="80" w:type="dxa"/>
+              <w:right w:w="80" w:type="dxa"/>
+            </w:tcMar>
+            <w:vAlign w:val="center"/>
+          </w:tcPr>
+          <w:p>
+            <w:pPr>
+              <w:rFonts w:ascii="Leelawadee UI" w:hAnsi="Leelawadee UI" w:cs="Leelawadee UI"/>
+              <w:spacing w:before="20" w:after="20"/>
+            </w:pPr>
+            <w:r>
+              <w:rPr>
+                <w:rFonts w:ascii="Leelawadee UI" w:hAnsi="Leelawadee UI" w:cs="Leelawadee UI"/>
+                <w:sz w:val="17"/>
+                <w:szCs w:val="17"/>
+              </w:rPr>
+              <w:t xml:space="preserve">ยอดเบี้ยเลี้ยงเป็นค่า ณ อัตราที่ pipeline รันรอบนั้น — เปลี่ยนได้แม้ไม่มีการส่งอนุมัติใหม่ (การกระทบยอดอธิบายด้วย "อัตราของปีถูกแก้")</w:t>
+            </w:r>
+          </w:p>
+        </w:tc>
+      </w:tr>
+    </w:tbl>
+    <w:p>
+      <w:pPr>
+        <w:rFonts w:ascii="Leelawadee UI" w:hAnsi="Leelawadee UI" w:cs="Leelawadee UI"/>
+        <w:spacing w:before="0" w:after="80"/>
+      </w:pPr>
+      <w:r>
+        <w:rPr>
+          <w:rFonts w:ascii="Leelawadee UI" w:hAnsi="Leelawadee UI" w:cs="Leelawadee UI"/>
+          <w:sz w:val="8"/>
+          <w:szCs w:val="8"/>
+        </w:rPr>
+        <w:t xml:space="preserve"/>
+      </w:r>
+    </w:p>
+    <w:p>
+      <w:pPr>
+        <w:rFonts w:ascii="Leelawadee UI" w:hAnsi="Leelawadee UI" w:cs="Leelawadee UI"/>
+        <w:spacing w:before="20" w:after="120"/>
+      </w:pPr>
+      <w:r>
+        <w:rPr>
+          <w:rFonts w:ascii="Leelawadee UI" w:hAnsi="Leelawadee UI" w:cs="Leelawadee UI"/>
+          <w:i/>
+          <w:iCs/>
+          <w:color w:val="6B7280"/>
+          <w:sz w:val="20"/>
+          <w:szCs w:val="20"/>
+        </w:rPr>
+        <w:t xml:space="preserve">เหตุผล (ADR-0015): Currency Master มีอัตราเดียวต่อปี และแก้ได้เฉพาะผู้ดูแลฝ่ายงบประมาณ (ผู้มีสิทธิ์ที่เชื่อถือได้) การคำนวณใหม่ทันทีทำให้ทุกงบของปีเดียวกันสอดคล้องกับอัตราจริง โดยไม่ต้องเปิด/ส่งอนุมัติทีละงบ — แทนที่โมเดล snapshot + re-approval เดิม (ADR-0011) ที่ถูกยกเลิกแล้ว</w:t>
       </w:r>
     </w:p>
     <w:p>
